--- a/KOL Mapping Medical Affairs Comments Review.docx
+++ b/KOL Mapping Medical Affairs Comments Review.docx
@@ -329,6 +329,12 @@
       </w:r>
     </w:p>
     <w:p>
+      <w:pPr/>
+      <w:r>
+        <w:t xml:space="preserve">Cowork no longer lets us choose the model, so we can't fix it to Opus. Model switching between runs was one cause of the variation in the original comparison. To manage this, v3.1 fixes the scoring and tiering rules so the model has less to interpret, and I'd test consistency by running the same country twice and comparing the results.</w:t>
+      </w:r>
+    </w:p>
+    <w:p>
       <w:pPr>
         <w:pStyle w:val="Heading3"/>
       </w:pPr>
@@ -556,7 +562,7 @@
         </w:numPr>
       </w:pPr>
       <w:r>
-        <w:t xml:space="preserve">☐ Test PubMed access in Cowork, and whether the Opus model can be selected there</w:t>
+        <w:t xml:space="preserve">☐ Test PubMed access in Cowork, and run the same country twice to check the results are consistent</w:t>
       </w:r>
     </w:p>
     <w:p>
